--- a/content/downloads/files/lion-rms-weekly-fire-alarm-test-record-v1-0.docx
+++ b/content/downloads/files/lion-rms-weekly-fire-alarm-test-record-v1-0.docx
@@ -229,15 +229,11 @@
       <w:r>
         <w:rPr>
           <w:rFonts w:ascii="Arial" w:cs="Arial" w:eastAsia="Arial" w:hAnsi="Arial"/>
-          <w:b w:val="false"/>
-          <w:bCs w:val="false"/>
-          <w:i w:val="false"/>
-          <w:iCs w:val="false"/>
-          <w:color w:val="808080"/>
           <w:sz w:val="22"/>
           <w:szCs w:val="22"/>
+          <w:u w:val="single" w:color="808080"/>
         </w:rPr>
-        <w:t xml:space="preserve">..............................................................................</w:t>
+        <w:t xml:space="preserve">                                                                              </w:t>
       </w:r>
     </w:p>
     <w:p>
@@ -259,15 +255,11 @@
       <w:r>
         <w:rPr>
           <w:rFonts w:ascii="Arial" w:cs="Arial" w:eastAsia="Arial" w:hAnsi="Arial"/>
-          <w:b w:val="false"/>
-          <w:bCs w:val="false"/>
-          <w:i w:val="false"/>
-          <w:iCs w:val="false"/>
-          <w:color w:val="808080"/>
           <w:sz w:val="22"/>
           <w:szCs w:val="22"/>
+          <w:u w:val="single" w:color="808080"/>
         </w:rPr>
-        <w:t xml:space="preserve">..............................................................................</w:t>
+        <w:t xml:space="preserve">                                                                              </w:t>
       </w:r>
     </w:p>
     <w:p>
@@ -289,15 +281,11 @@
       <w:r>
         <w:rPr>
           <w:rFonts w:ascii="Arial" w:cs="Arial" w:eastAsia="Arial" w:hAnsi="Arial"/>
-          <w:b w:val="false"/>
-          <w:bCs w:val="false"/>
-          <w:i w:val="false"/>
-          <w:iCs w:val="false"/>
-          <w:color w:val="808080"/>
           <w:sz w:val="22"/>
           <w:szCs w:val="22"/>
+          <w:u w:val="single" w:color="808080"/>
         </w:rPr>
-        <w:t xml:space="preserve">..................................................................</w:t>
+        <w:t xml:space="preserve">                                                                  </w:t>
       </w:r>
     </w:p>
     <w:p>
@@ -319,15 +307,11 @@
       <w:r>
         <w:rPr>
           <w:rFonts w:ascii="Arial" w:cs="Arial" w:eastAsia="Arial" w:hAnsi="Arial"/>
-          <w:b w:val="false"/>
-          <w:bCs w:val="false"/>
-          <w:i w:val="false"/>
-          <w:iCs w:val="false"/>
-          <w:color w:val="808080"/>
           <w:sz w:val="22"/>
           <w:szCs w:val="22"/>
+          <w:u w:val="single" w:color="808080"/>
         </w:rPr>
-        <w:t xml:space="preserve">................</w:t>
+        <w:t xml:space="preserve">                </w:t>
       </w:r>
       <w:r>
         <w:rPr>
@@ -361,15 +345,11 @@
       <w:r>
         <w:rPr>
           <w:rFonts w:ascii="Arial" w:cs="Arial" w:eastAsia="Arial" w:hAnsi="Arial"/>
-          <w:b w:val="false"/>
-          <w:bCs w:val="false"/>
-          <w:i w:val="false"/>
-          <w:iCs w:val="false"/>
-          <w:color w:val="808080"/>
           <w:sz w:val="22"/>
           <w:szCs w:val="22"/>
+          <w:u w:val="single" w:color="808080"/>
         </w:rPr>
-        <w:t xml:space="preserve">..................</w:t>
+        <w:t xml:space="preserve">                  </w:t>
       </w:r>
       <w:r>
         <w:rPr>
@@ -386,15 +366,11 @@
       <w:r>
         <w:rPr>
           <w:rFonts w:ascii="Arial" w:cs="Arial" w:eastAsia="Arial" w:hAnsi="Arial"/>
-          <w:b w:val="false"/>
-          <w:bCs w:val="false"/>
-          <w:i w:val="false"/>
-          <w:iCs w:val="false"/>
-          <w:color w:val="808080"/>
           <w:sz w:val="22"/>
           <w:szCs w:val="22"/>
+          <w:u w:val="single" w:color="808080"/>
         </w:rPr>
-        <w:t xml:space="preserve">............</w:t>
+        <w:t xml:space="preserve">            </w:t>
       </w:r>
       <w:r>
         <w:rPr>
@@ -411,15 +387,11 @@
       <w:r>
         <w:rPr>
           <w:rFonts w:ascii="Arial" w:cs="Arial" w:eastAsia="Arial" w:hAnsi="Arial"/>
-          <w:b w:val="false"/>
-          <w:bCs w:val="false"/>
-          <w:i w:val="false"/>
-          <w:iCs w:val="false"/>
-          <w:color w:val="808080"/>
           <w:sz w:val="22"/>
           <w:szCs w:val="22"/>
+          <w:u w:val="single" w:color="808080"/>
         </w:rPr>
-        <w:t xml:space="preserve">......</w:t>
+        <w:t xml:space="preserve">      </w:t>
       </w:r>
       <w:r>
         <w:rPr>
@@ -436,15 +408,11 @@
       <w:r>
         <w:rPr>
           <w:rFonts w:ascii="Arial" w:cs="Arial" w:eastAsia="Arial" w:hAnsi="Arial"/>
-          <w:b w:val="false"/>
-          <w:bCs w:val="false"/>
-          <w:i w:val="false"/>
-          <w:iCs w:val="false"/>
-          <w:color w:val="808080"/>
           <w:sz w:val="22"/>
           <w:szCs w:val="22"/>
+          <w:u w:val="single" w:color="808080"/>
         </w:rPr>
-        <w:t xml:space="preserve">......</w:t>
+        <w:t xml:space="preserve">      </w:t>
       </w:r>
     </w:p>
     <w:tbl>
@@ -5613,15 +5581,11 @@
       <w:r>
         <w:rPr>
           <w:rFonts w:ascii="Arial" w:cs="Arial" w:eastAsia="Arial" w:hAnsi="Arial"/>
-          <w:b w:val="false"/>
-          <w:bCs w:val="false"/>
-          <w:i w:val="false"/>
-          <w:iCs w:val="false"/>
-          <w:color w:val="808080"/>
           <w:sz w:val="22"/>
           <w:szCs w:val="22"/>
+          <w:u w:val="single" w:color="808080"/>
         </w:rPr>
-        <w:t xml:space="preserve">....................................................</w:t>
+        <w:t xml:space="preserve">                                                    </w:t>
       </w:r>
       <w:r>
         <w:rPr>
@@ -5638,15 +5602,11 @@
       <w:r>
         <w:rPr>
           <w:rFonts w:ascii="Arial" w:cs="Arial" w:eastAsia="Arial" w:hAnsi="Arial"/>
-          <w:b w:val="false"/>
-          <w:bCs w:val="false"/>
-          <w:i w:val="false"/>
-          <w:iCs w:val="false"/>
-          <w:color w:val="808080"/>
           <w:sz w:val="22"/>
           <w:szCs w:val="22"/>
+          <w:u w:val="single" w:color="808080"/>
         </w:rPr>
-        <w:t xml:space="preserve">..................</w:t>
+        <w:t xml:space="preserve">                  </w:t>
       </w:r>
     </w:p>
     <w:tbl>
@@ -10691,15 +10651,11 @@
       <w:r>
         <w:rPr>
           <w:rFonts w:ascii="Arial" w:cs="Arial" w:eastAsia="Arial" w:hAnsi="Arial"/>
-          <w:b w:val="false"/>
-          <w:bCs w:val="false"/>
-          <w:i w:val="false"/>
-          <w:iCs w:val="false"/>
-          <w:color w:val="808080"/>
           <w:sz w:val="22"/>
           <w:szCs w:val="22"/>
+          <w:u w:val="single" w:color="808080"/>
         </w:rPr>
-        <w:t xml:space="preserve">....................................................</w:t>
+        <w:t xml:space="preserve">                                                    </w:t>
       </w:r>
       <w:r>
         <w:rPr>
@@ -10716,15 +10672,11 @@
       <w:r>
         <w:rPr>
           <w:rFonts w:ascii="Arial" w:cs="Arial" w:eastAsia="Arial" w:hAnsi="Arial"/>
-          <w:b w:val="false"/>
-          <w:bCs w:val="false"/>
-          <w:i w:val="false"/>
-          <w:iCs w:val="false"/>
-          <w:color w:val="808080"/>
           <w:sz w:val="22"/>
           <w:szCs w:val="22"/>
+          <w:u w:val="single" w:color="808080"/>
         </w:rPr>
-        <w:t xml:space="preserve">..................</w:t>
+        <w:t xml:space="preserve">                  </w:t>
       </w:r>
     </w:p>
     <w:tbl>
@@ -15769,15 +15721,11 @@
       <w:r>
         <w:rPr>
           <w:rFonts w:ascii="Arial" w:cs="Arial" w:eastAsia="Arial" w:hAnsi="Arial"/>
-          <w:b w:val="false"/>
-          <w:bCs w:val="false"/>
-          <w:i w:val="false"/>
-          <w:iCs w:val="false"/>
-          <w:color w:val="808080"/>
           <w:sz w:val="22"/>
           <w:szCs w:val="22"/>
+          <w:u w:val="single" w:color="808080"/>
         </w:rPr>
-        <w:t xml:space="preserve">....................................................</w:t>
+        <w:t xml:space="preserve">                                                    </w:t>
       </w:r>
       <w:r>
         <w:rPr>
@@ -15794,15 +15742,11 @@
       <w:r>
         <w:rPr>
           <w:rFonts w:ascii="Arial" w:cs="Arial" w:eastAsia="Arial" w:hAnsi="Arial"/>
-          <w:b w:val="false"/>
-          <w:bCs w:val="false"/>
-          <w:i w:val="false"/>
-          <w:iCs w:val="false"/>
-          <w:color w:val="808080"/>
           <w:sz w:val="22"/>
           <w:szCs w:val="22"/>
+          <w:u w:val="single" w:color="808080"/>
         </w:rPr>
-        <w:t xml:space="preserve">..................</w:t>
+        <w:t xml:space="preserve">                  </w:t>
       </w:r>
     </w:p>
     <w:tbl>
